--- a/public/labs/os/kmp-24/ЛР4_ОС_Методи_відновлення_ОС.docx
+++ b/public/labs/os/kmp-24/ЛР4_ОС_Методи_відновлення_ОС.docx
@@ -234,6 +234,7 @@
           <w:p>
             <w:pPr>
               <w:pStyle w:val="Compact"/>
+              <w:spacing w:before="0" w:after="0" w:line="240" w:lineRule="auto"/>
             </w:pPr>
             <w:r>
               <w:t xml:space="preserve">Симптом</w:t>
@@ -245,6 +246,7 @@
           <w:p>
             <w:pPr>
               <w:pStyle w:val="Compact"/>
+              <w:spacing w:before="0" w:after="0" w:line="240" w:lineRule="auto"/>
             </w:pPr>
             <w:r>
               <w:t xml:space="preserve">Засіб</w:t>
@@ -256,6 +258,7 @@
           <w:p>
             <w:pPr>
               <w:pStyle w:val="Compact"/>
+              <w:spacing w:before="0" w:after="0" w:line="240" w:lineRule="auto"/>
             </w:pPr>
             <w:r>
               <w:t xml:space="preserve">Що змінюється</w:t>
@@ -269,6 +272,7 @@
           <w:p>
             <w:pPr>
               <w:pStyle w:val="Compact"/>
+              <w:spacing w:before="0" w:after="0" w:line="240" w:lineRule="auto"/>
             </w:pPr>
             <w:r>
               <w:t xml:space="preserve">Система працює, але окремі компоненти збоять</w:t>
@@ -280,6 +284,7 @@
           <w:p>
             <w:pPr>
               <w:pStyle w:val="Compact"/>
+              <w:spacing w:before="0" w:after="0" w:line="240" w:lineRule="auto"/>
             </w:pPr>
             <w:r>
               <w:rPr>
@@ -294,6 +299,7 @@
           <w:p>
             <w:pPr>
               <w:pStyle w:val="Compact"/>
+              <w:spacing w:before="0" w:after="0" w:line="240" w:lineRule="auto"/>
             </w:pPr>
             <w:r>
               <w:t xml:space="preserve">системні файли з локального сховища</w:t>
@@ -307,6 +313,7 @@
           <w:p>
             <w:pPr>
               <w:pStyle w:val="Compact"/>
+              <w:spacing w:before="0" w:after="0" w:line="240" w:lineRule="auto"/>
             </w:pPr>
             <w:r>
               <w:rPr>
@@ -327,6 +334,7 @@
           <w:p>
             <w:pPr>
               <w:pStyle w:val="Compact"/>
+              <w:spacing w:before="0" w:after="0" w:line="240" w:lineRule="auto"/>
             </w:pPr>
             <w:r>
               <w:rPr>
@@ -341,6 +349,7 @@
           <w:p>
             <w:pPr>
               <w:pStyle w:val="Compact"/>
+              <w:spacing w:before="0" w:after="0" w:line="240" w:lineRule="auto"/>
             </w:pPr>
             <w:r>
               <w:t xml:space="preserve">саме сховище компонентів WinSxS</w:t>
@@ -354,6 +363,7 @@
           <w:p>
             <w:pPr>
               <w:pStyle w:val="Compact"/>
+              <w:spacing w:before="0" w:after="0" w:line="240" w:lineRule="auto"/>
             </w:pPr>
             <w:r>
               <w:t xml:space="preserve">Збої почалися після встановлення програми чи драйвера</w:t>
@@ -365,6 +375,7 @@
           <w:p>
             <w:pPr>
               <w:pStyle w:val="Compact"/>
+              <w:spacing w:before="0" w:after="0" w:line="240" w:lineRule="auto"/>
             </w:pPr>
             <w:r>
               <w:t xml:space="preserve">точка відновлення</w:t>
@@ -376,6 +387,7 @@
           <w:p>
             <w:pPr>
               <w:pStyle w:val="Compact"/>
+              <w:spacing w:before="0" w:after="0" w:line="240" w:lineRule="auto"/>
             </w:pPr>
             <w:r>
               <w:t xml:space="preserve">реєстр, драйвери, системні файли</w:t>
@@ -389,6 +401,7 @@
           <w:p>
             <w:pPr>
               <w:pStyle w:val="Compact"/>
+              <w:spacing w:before="0" w:after="0" w:line="240" w:lineRule="auto"/>
             </w:pPr>
             <w:r>
               <w:t xml:space="preserve">Помилки читання, «завислі» операції з диском</w:t>
@@ -400,6 +413,7 @@
           <w:p>
             <w:pPr>
               <w:pStyle w:val="Compact"/>
+              <w:spacing w:before="0" w:after="0" w:line="240" w:lineRule="auto"/>
             </w:pPr>
             <w:r>
               <w:rPr>
@@ -414,6 +428,7 @@
           <w:p>
             <w:pPr>
               <w:pStyle w:val="Compact"/>
+              <w:spacing w:before="0" w:after="0" w:line="240" w:lineRule="auto"/>
             </w:pPr>
             <w:r>
               <w:t xml:space="preserve">метадані файлової системи</w:t>
@@ -427,6 +442,7 @@
           <w:p>
             <w:pPr>
               <w:pStyle w:val="Compact"/>
+              <w:spacing w:before="0" w:after="0" w:line="240" w:lineRule="auto"/>
             </w:pPr>
             <w:r>
               <w:t xml:space="preserve">Система не завантажується</w:t>
@@ -438,6 +454,7 @@
           <w:p>
             <w:pPr>
               <w:pStyle w:val="Compact"/>
+              <w:spacing w:before="0" w:after="0" w:line="240" w:lineRule="auto"/>
             </w:pPr>
             <w:r>
               <w:t xml:space="preserve">WinRE,</w:t>
@@ -458,6 +475,7 @@
           <w:p>
             <w:pPr>
               <w:pStyle w:val="Compact"/>
+              <w:spacing w:before="0" w:after="0" w:line="240" w:lineRule="auto"/>
             </w:pPr>
             <w:r>
               <w:t xml:space="preserve">завантажувач і конфігурація BCD</w:t>
@@ -471,6 +489,7 @@
           <w:p>
             <w:pPr>
               <w:pStyle w:val="Compact"/>
+              <w:spacing w:before="0" w:after="0" w:line="240" w:lineRule="auto"/>
             </w:pPr>
             <w:r>
               <w:t xml:space="preserve">Втрачені або зіпсовані документи</w:t>
@@ -482,6 +501,7 @@
           <w:p>
             <w:pPr>
               <w:pStyle w:val="Compact"/>
+              <w:spacing w:before="0" w:after="0" w:line="240" w:lineRule="auto"/>
             </w:pPr>
             <w:r>
               <w:t xml:space="preserve">резервна копія, «Історія файлів»</w:t>
@@ -493,6 +513,7 @@
           <w:p>
             <w:pPr>
               <w:pStyle w:val="Compact"/>
+              <w:spacing w:before="0" w:after="0" w:line="240" w:lineRule="auto"/>
             </w:pPr>
             <w:r>
               <w:t xml:space="preserve">користувацькі дані</w:t>
@@ -1186,8 +1207,8 @@
       <w:tblPr>
         <w:tblStyle w:val="Table"/>
         <w:tblW w:type="dxa" w:w="9637"/>
+        <w:tblLayout w:type="fixed"/>
         <w:tblLook w:firstRow="1" w:lastRow="0" w:firstColumn="0" w:lastColumn="0" w:noHBand="0" w:noVBand="0" w:val="0020"/>
-        <w:tblLayout w:type="fixed"/>
       </w:tblPr>
       <w:tblGrid>
         <w:gridCol w:w="4819"/>
@@ -1202,6 +1223,7 @@
           <w:p>
             <w:pPr>
               <w:pStyle w:val="Compact"/>
+              <w:spacing w:before="0" w:after="0" w:line="240" w:lineRule="auto"/>
             </w:pPr>
             <w:r>
               <w:t xml:space="preserve">Ключ</w:t>
@@ -1213,6 +1235,7 @@
           <w:p>
             <w:pPr>
               <w:pStyle w:val="Compact"/>
+              <w:spacing w:before="0" w:after="0" w:line="240" w:lineRule="auto"/>
             </w:pPr>
             <w:r>
               <w:t xml:space="preserve">Дія</w:t>
@@ -1226,6 +1249,7 @@
           <w:p>
             <w:pPr>
               <w:pStyle w:val="Compact"/>
+              <w:spacing w:before="0" w:after="0" w:line="240" w:lineRule="auto"/>
             </w:pPr>
             <w:r>
               <w:t xml:space="preserve">без ключів</w:t>
@@ -1237,6 +1261,7 @@
           <w:p>
             <w:pPr>
               <w:pStyle w:val="Compact"/>
+              <w:spacing w:before="0" w:after="0" w:line="240" w:lineRule="auto"/>
             </w:pPr>
             <w:r>
               <w:t xml:space="preserve">лише перевірка, без виправлення</w:t>
@@ -1250,6 +1275,7 @@
           <w:p>
             <w:pPr>
               <w:pStyle w:val="Compact"/>
+              <w:spacing w:before="0" w:after="0" w:line="240" w:lineRule="auto"/>
             </w:pPr>
             <w:r>
               <w:rPr>
@@ -1264,6 +1290,7 @@
           <w:p>
             <w:pPr>
               <w:pStyle w:val="Compact"/>
+              <w:spacing w:before="0" w:after="0" w:line="240" w:lineRule="auto"/>
             </w:pPr>
             <w:r>
               <w:t xml:space="preserve">виправляти помилки файлової системи</w:t>
@@ -1277,6 +1304,7 @@
           <w:p>
             <w:pPr>
               <w:pStyle w:val="Compact"/>
+              <w:spacing w:before="0" w:after="0" w:line="240" w:lineRule="auto"/>
             </w:pPr>
             <w:r>
               <w:rPr>
@@ -1291,6 +1319,7 @@
           <w:p>
             <w:pPr>
               <w:pStyle w:val="Compact"/>
+              <w:spacing w:before="0" w:after="0" w:line="240" w:lineRule="auto"/>
             </w:pPr>
             <w:r>
               <w:t xml:space="preserve">шукати пошкоджені сектори й рятувати дані (включає</w:t>
@@ -1316,6 +1345,7 @@
           <w:p>
             <w:pPr>
               <w:pStyle w:val="Compact"/>
+              <w:spacing w:before="0" w:after="0" w:line="240" w:lineRule="auto"/>
             </w:pPr>
             <w:r>
               <w:rPr>
@@ -1330,6 +1360,7 @@
           <w:p>
             <w:pPr>
               <w:pStyle w:val="Compact"/>
+              <w:spacing w:before="0" w:after="0" w:line="240" w:lineRule="auto"/>
             </w:pPr>
             <w:r>
               <w:t xml:space="preserve">фонова перевірка NTFS без блокування тому</w:t>
@@ -1343,6 +1374,7 @@
           <w:p>
             <w:pPr>
               <w:pStyle w:val="Compact"/>
+              <w:spacing w:before="0" w:after="0" w:line="240" w:lineRule="auto"/>
             </w:pPr>
             <w:r>
               <w:rPr>
@@ -1357,6 +1389,7 @@
           <w:p>
             <w:pPr>
               <w:pStyle w:val="Compact"/>
+              <w:spacing w:before="0" w:after="0" w:line="240" w:lineRule="auto"/>
             </w:pPr>
             <w:r>
               <w:t xml:space="preserve">примусово відключити том перед перевіркою</w:t>
@@ -3502,6 +3535,7 @@
           <w:p>
             <w:pPr>
               <w:pStyle w:val="Compact"/>
+              <w:spacing w:before="0" w:after="0" w:line="240" w:lineRule="auto"/>
             </w:pPr>
             <w:r>
               <w:t xml:space="preserve">№</w:t>
@@ -3513,6 +3547,7 @@
           <w:p>
             <w:pPr>
               <w:pStyle w:val="Compact"/>
+              <w:spacing w:before="0" w:after="0" w:line="240" w:lineRule="auto"/>
             </w:pPr>
             <w:r>
               <w:t xml:space="preserve">Сценарій відмови</w:t>
@@ -3524,6 +3559,7 @@
           <w:p>
             <w:pPr>
               <w:pStyle w:val="Compact"/>
+              <w:spacing w:before="0" w:after="0" w:line="240" w:lineRule="auto"/>
             </w:pPr>
             <w:r>
               <w:t xml:space="preserve">Ключ chkdsk</w:t>
@@ -3535,6 +3571,7 @@
           <w:p>
             <w:pPr>
               <w:pStyle w:val="Compact"/>
+              <w:spacing w:before="0" w:after="0" w:line="240" w:lineRule="auto"/>
             </w:pPr>
             <w:r>
               <w:t xml:space="preserve">Подія журналу</w:t>
@@ -3546,6 +3583,7 @@
           <w:p>
             <w:pPr>
               <w:pStyle w:val="Compact"/>
+              <w:spacing w:before="0" w:after="0" w:line="240" w:lineRule="auto"/>
             </w:pPr>
             <w:r>
               <w:t xml:space="preserve">Додаткове завдання</w:t>
@@ -3559,6 +3597,7 @@
           <w:p>
             <w:pPr>
               <w:pStyle w:val="Compact"/>
+              <w:spacing w:before="0" w:after="0" w:line="240" w:lineRule="auto"/>
             </w:pPr>
             <w:r>
               <w:t xml:space="preserve">1</w:t>
@@ -3570,6 +3609,7 @@
           <w:p>
             <w:pPr>
               <w:pStyle w:val="Compact"/>
+              <w:spacing w:before="0" w:after="0" w:line="240" w:lineRule="auto"/>
             </w:pPr>
             <w:r>
               <w:t xml:space="preserve">Пошкоджений системний файл</w:t>
@@ -3581,6 +3621,7 @@
           <w:p>
             <w:pPr>
               <w:pStyle w:val="Compact"/>
+              <w:spacing w:before="0" w:after="0" w:line="240" w:lineRule="auto"/>
             </w:pPr>
             <w:r>
               <w:rPr>
@@ -3595,6 +3636,7 @@
           <w:p>
             <w:pPr>
               <w:pStyle w:val="Compact"/>
+              <w:spacing w:before="0" w:after="0" w:line="240" w:lineRule="auto"/>
             </w:pPr>
             <w:r>
               <w:t xml:space="preserve">6008</w:t>
@@ -3606,6 +3648,7 @@
           <w:p>
             <w:pPr>
               <w:pStyle w:val="Compact"/>
+              <w:spacing w:before="0" w:after="0" w:line="240" w:lineRule="auto"/>
             </w:pPr>
             <w:r>
               <w:t xml:space="preserve">Пояснити, чим точка відновлення відрізняється від резервної копії</w:t>
@@ -3619,6 +3662,7 @@
           <w:p>
             <w:pPr>
               <w:pStyle w:val="Compact"/>
+              <w:spacing w:before="0" w:after="0" w:line="240" w:lineRule="auto"/>
             </w:pPr>
             <w:r>
               <w:t xml:space="preserve">2</w:t>
@@ -3630,6 +3674,7 @@
           <w:p>
             <w:pPr>
               <w:pStyle w:val="Compact"/>
+              <w:spacing w:before="0" w:after="0" w:line="240" w:lineRule="auto"/>
             </w:pPr>
             <w:r>
               <w:t xml:space="preserve">Невдале встановлення програми</w:t>
@@ -3641,6 +3686,7 @@
           <w:p>
             <w:pPr>
               <w:pStyle w:val="Compact"/>
+              <w:spacing w:before="0" w:after="0" w:line="240" w:lineRule="auto"/>
             </w:pPr>
             <w:r>
               <w:rPr>
@@ -3655,6 +3701,7 @@
           <w:p>
             <w:pPr>
               <w:pStyle w:val="Compact"/>
+              <w:spacing w:before="0" w:after="0" w:line="240" w:lineRule="auto"/>
             </w:pPr>
             <w:r>
               <w:t xml:space="preserve">41</w:t>
@@ -3666,6 +3713,7 @@
           <w:p>
             <w:pPr>
               <w:pStyle w:val="Compact"/>
+              <w:spacing w:before="0" w:after="0" w:line="240" w:lineRule="auto"/>
             </w:pPr>
             <w:r>
               <w:t xml:space="preserve">Визначити обсяг місця, відведений під точки відновлення</w:t>
@@ -3679,6 +3727,7 @@
           <w:p>
             <w:pPr>
               <w:pStyle w:val="Compact"/>
+              <w:spacing w:before="0" w:after="0" w:line="240" w:lineRule="auto"/>
             </w:pPr>
             <w:r>
               <w:t xml:space="preserve">3</w:t>
@@ -3690,6 +3739,7 @@
           <w:p>
             <w:pPr>
               <w:pStyle w:val="Compact"/>
+              <w:spacing w:before="0" w:after="0" w:line="240" w:lineRule="auto"/>
             </w:pPr>
             <w:r>
               <w:t xml:space="preserve">Помилка драйвера після оновлення</w:t>
@@ -3701,6 +3751,7 @@
           <w:p>
             <w:pPr>
               <w:pStyle w:val="Compact"/>
+              <w:spacing w:before="0" w:after="0" w:line="240" w:lineRule="auto"/>
             </w:pPr>
             <w:r>
               <w:rPr>
@@ -3715,6 +3766,7 @@
           <w:p>
             <w:pPr>
               <w:pStyle w:val="Compact"/>
+              <w:spacing w:before="0" w:after="0" w:line="240" w:lineRule="auto"/>
             </w:pPr>
             <w:r>
               <w:t xml:space="preserve">1001</w:t>
@@ -3726,6 +3778,7 @@
           <w:p>
             <w:pPr>
               <w:pStyle w:val="Compact"/>
+              <w:spacing w:before="0" w:after="0" w:line="240" w:lineRule="auto"/>
             </w:pPr>
             <w:r>
               <w:t xml:space="preserve">Показати, як видалити оновлення з WinRE</w:t>
@@ -3739,6 +3792,7 @@
           <w:p>
             <w:pPr>
               <w:pStyle w:val="Compact"/>
+              <w:spacing w:before="0" w:after="0" w:line="240" w:lineRule="auto"/>
             </w:pPr>
             <w:r>
               <w:t xml:space="preserve">4</w:t>
@@ -3750,6 +3804,7 @@
           <w:p>
             <w:pPr>
               <w:pStyle w:val="Compact"/>
+              <w:spacing w:before="0" w:after="0" w:line="240" w:lineRule="auto"/>
             </w:pPr>
             <w:r>
               <w:t xml:space="preserve">Видалений користувачем документ</w:t>
@@ -3761,6 +3816,7 @@
           <w:p>
             <w:pPr>
               <w:pStyle w:val="Compact"/>
+              <w:spacing w:before="0" w:after="0" w:line="240" w:lineRule="auto"/>
             </w:pPr>
             <w:r>
               <w:rPr>
@@ -3775,6 +3831,7 @@
           <w:p>
             <w:pPr>
               <w:pStyle w:val="Compact"/>
+              <w:spacing w:before="0" w:after="0" w:line="240" w:lineRule="auto"/>
             </w:pPr>
             <w:r>
               <w:t xml:space="preserve">7001</w:t>
@@ -3786,6 +3843,7 @@
           <w:p>
             <w:pPr>
               <w:pStyle w:val="Compact"/>
+              <w:spacing w:before="0" w:after="0" w:line="240" w:lineRule="auto"/>
             </w:pPr>
             <w:r>
               <w:t xml:space="preserve">Порівняти</w:t>
@@ -3829,6 +3887,7 @@
           <w:p>
             <w:pPr>
               <w:pStyle w:val="Compact"/>
+              <w:spacing w:before="0" w:after="0" w:line="240" w:lineRule="auto"/>
             </w:pPr>
             <w:r>
               <w:t xml:space="preserve">5</w:t>
@@ -3840,6 +3899,7 @@
           <w:p>
             <w:pPr>
               <w:pStyle w:val="Compact"/>
+              <w:spacing w:before="0" w:after="0" w:line="240" w:lineRule="auto"/>
             </w:pPr>
             <w:r>
               <w:t xml:space="preserve">Збій файлової системи на флешці</w:t>
@@ -3851,6 +3911,7 @@
           <w:p>
             <w:pPr>
               <w:pStyle w:val="Compact"/>
+              <w:spacing w:before="0" w:after="0" w:line="240" w:lineRule="auto"/>
             </w:pPr>
             <w:r>
               <w:rPr>
@@ -3865,6 +3926,7 @@
           <w:p>
             <w:pPr>
               <w:pStyle w:val="Compact"/>
+              <w:spacing w:before="0" w:after="0" w:line="240" w:lineRule="auto"/>
             </w:pPr>
             <w:r>
               <w:t xml:space="preserve">51</w:t>
@@ -3876,6 +3938,7 @@
           <w:p>
             <w:pPr>
               <w:pStyle w:val="Compact"/>
+              <w:spacing w:before="0" w:after="0" w:line="240" w:lineRule="auto"/>
             </w:pPr>
             <w:r>
               <w:t xml:space="preserve">Пояснити, чому</w:t>
@@ -3913,6 +3976,7 @@
           <w:p>
             <w:pPr>
               <w:pStyle w:val="Compact"/>
+              <w:spacing w:before="0" w:after="0" w:line="240" w:lineRule="auto"/>
             </w:pPr>
             <w:r>
               <w:t xml:space="preserve">6</w:t>
@@ -3924,6 +3988,7 @@
           <w:p>
             <w:pPr>
               <w:pStyle w:val="Compact"/>
+              <w:spacing w:before="0" w:after="0" w:line="240" w:lineRule="auto"/>
             </w:pPr>
             <w:r>
               <w:t xml:space="preserve">Система не завантажується</w:t>
@@ -3935,6 +4000,7 @@
           <w:p>
             <w:pPr>
               <w:pStyle w:val="Compact"/>
+              <w:spacing w:before="0" w:after="0" w:line="240" w:lineRule="auto"/>
             </w:pPr>
             <w:r>
               <w:rPr>
@@ -3949,6 +4015,7 @@
           <w:p>
             <w:pPr>
               <w:pStyle w:val="Compact"/>
+              <w:spacing w:before="0" w:after="0" w:line="240" w:lineRule="auto"/>
             </w:pPr>
             <w:r>
               <w:t xml:space="preserve">41</w:t>
@@ -3960,6 +4027,7 @@
           <w:p>
             <w:pPr>
               <w:pStyle w:val="Compact"/>
+              <w:spacing w:before="0" w:after="0" w:line="240" w:lineRule="auto"/>
             </w:pPr>
             <w:r>
               <w:t xml:space="preserve">Описати послідовність дій у WinRE для цього випадку</w:t>
@@ -3973,6 +4041,7 @@
           <w:p>
             <w:pPr>
               <w:pStyle w:val="Compact"/>
+              <w:spacing w:before="0" w:after="0" w:line="240" w:lineRule="auto"/>
             </w:pPr>
             <w:r>
               <w:t xml:space="preserve">7</w:t>
@@ -3984,6 +4053,7 @@
           <w:p>
             <w:pPr>
               <w:pStyle w:val="Compact"/>
+              <w:spacing w:before="0" w:after="0" w:line="240" w:lineRule="auto"/>
             </w:pPr>
             <w:r>
               <w:t xml:space="preserve">Пошкоджене сховище компонентів</w:t>
@@ -3995,6 +4065,7 @@
           <w:p>
             <w:pPr>
               <w:pStyle w:val="Compact"/>
+              <w:spacing w:before="0" w:after="0" w:line="240" w:lineRule="auto"/>
             </w:pPr>
             <w:r>
               <w:rPr>
@@ -4009,6 +4080,7 @@
           <w:p>
             <w:pPr>
               <w:pStyle w:val="Compact"/>
+              <w:spacing w:before="0" w:after="0" w:line="240" w:lineRule="auto"/>
             </w:pPr>
             <w:r>
               <w:t xml:space="preserve">1001</w:t>
@@ -4020,6 +4092,7 @@
           <w:p>
             <w:pPr>
               <w:pStyle w:val="Compact"/>
+              <w:spacing w:before="0" w:after="0" w:line="240" w:lineRule="auto"/>
             </w:pPr>
             <w:r>
               <w:t xml:space="preserve">Пояснити, чому</w:t>
@@ -4063,6 +4136,7 @@
           <w:p>
             <w:pPr>
               <w:pStyle w:val="Compact"/>
+              <w:spacing w:before="0" w:after="0" w:line="240" w:lineRule="auto"/>
             </w:pPr>
             <w:r>
               <w:t xml:space="preserve">8</w:t>
@@ -4074,6 +4148,7 @@
           <w:p>
             <w:pPr>
               <w:pStyle w:val="Compact"/>
+              <w:spacing w:before="0" w:after="0" w:line="240" w:lineRule="auto"/>
             </w:pPr>
             <w:r>
               <w:t xml:space="preserve">Зникло вільне місце на системному диску</w:t>
@@ -4085,6 +4160,7 @@
           <w:p>
             <w:pPr>
               <w:pStyle w:val="Compact"/>
+              <w:spacing w:before="0" w:after="0" w:line="240" w:lineRule="auto"/>
             </w:pPr>
             <w:r>
               <w:rPr>
@@ -4099,6 +4175,7 @@
           <w:p>
             <w:pPr>
               <w:pStyle w:val="Compact"/>
+              <w:spacing w:before="0" w:after="0" w:line="240" w:lineRule="auto"/>
             </w:pPr>
             <w:r>
               <w:t xml:space="preserve">2013</w:t>
@@ -4110,6 +4187,7 @@
           <w:p>
             <w:pPr>
               <w:pStyle w:val="Compact"/>
+              <w:spacing w:before="0" w:after="0" w:line="240" w:lineRule="auto"/>
             </w:pPr>
             <w:r>
               <w:t xml:space="preserve">Знайти три найбільші каталоги профілю</w:t>
@@ -4123,6 +4201,7 @@
           <w:p>
             <w:pPr>
               <w:pStyle w:val="Compact"/>
+              <w:spacing w:before="0" w:after="0" w:line="240" w:lineRule="auto"/>
             </w:pPr>
             <w:r>
               <w:t xml:space="preserve">9</w:t>
@@ -4134,6 +4213,7 @@
           <w:p>
             <w:pPr>
               <w:pStyle w:val="Compact"/>
+              <w:spacing w:before="0" w:after="0" w:line="240" w:lineRule="auto"/>
             </w:pPr>
             <w:r>
               <w:t xml:space="preserve">Аварійне вимкнення живлення</w:t>
@@ -4145,6 +4225,7 @@
           <w:p>
             <w:pPr>
               <w:pStyle w:val="Compact"/>
+              <w:spacing w:before="0" w:after="0" w:line="240" w:lineRule="auto"/>
             </w:pPr>
             <w:r>
               <w:rPr>
@@ -4159,6 +4240,7 @@
           <w:p>
             <w:pPr>
               <w:pStyle w:val="Compact"/>
+              <w:spacing w:before="0" w:after="0" w:line="240" w:lineRule="auto"/>
             </w:pPr>
             <w:r>
               <w:t xml:space="preserve">6008</w:t>
@@ -4170,6 +4252,7 @@
           <w:p>
             <w:pPr>
               <w:pStyle w:val="Compact"/>
+              <w:spacing w:before="0" w:after="0" w:line="240" w:lineRule="auto"/>
             </w:pPr>
             <w:r>
               <w:t xml:space="preserve">Пояснити зв’язок подій 6008 і 41</w:t>
@@ -4183,6 +4266,7 @@
           <w:p>
             <w:pPr>
               <w:pStyle w:val="Compact"/>
+              <w:spacing w:before="0" w:after="0" w:line="240" w:lineRule="auto"/>
             </w:pPr>
             <w:r>
               <w:t xml:space="preserve">10</w:t>
@@ -4194,6 +4278,7 @@
           <w:p>
             <w:pPr>
               <w:pStyle w:val="Compact"/>
+              <w:spacing w:before="0" w:after="0" w:line="240" w:lineRule="auto"/>
             </w:pPr>
             <w:r>
               <w:t xml:space="preserve">Помилка після зміни параметрів завантаження</w:t>
@@ -4205,6 +4290,7 @@
           <w:p>
             <w:pPr>
               <w:pStyle w:val="Compact"/>
+              <w:spacing w:before="0" w:after="0" w:line="240" w:lineRule="auto"/>
             </w:pPr>
             <w:r>
               <w:rPr>
@@ -4219,6 +4305,7 @@
           <w:p>
             <w:pPr>
               <w:pStyle w:val="Compact"/>
+              <w:spacing w:before="0" w:after="0" w:line="240" w:lineRule="auto"/>
             </w:pPr>
             <w:r>
               <w:t xml:space="preserve">41</w:t>
@@ -4230,6 +4317,7 @@
           <w:p>
             <w:pPr>
               <w:pStyle w:val="Compact"/>
+              <w:spacing w:before="0" w:after="0" w:line="240" w:lineRule="auto"/>
             </w:pPr>
             <w:r>
               <w:t xml:space="preserve">Пояснити призначення записів</w:t>
@@ -4252,6 +4340,7 @@
           <w:p>
             <w:pPr>
               <w:pStyle w:val="Compact"/>
+              <w:spacing w:before="0" w:after="0" w:line="240" w:lineRule="auto"/>
             </w:pPr>
             <w:r>
               <w:t xml:space="preserve">11</w:t>
@@ -4263,6 +4352,7 @@
           <w:p>
             <w:pPr>
               <w:pStyle w:val="Compact"/>
+              <w:spacing w:before="0" w:after="0" w:line="240" w:lineRule="auto"/>
             </w:pPr>
             <w:r>
               <w:t xml:space="preserve">Програма не стартує після оновлення Windows</w:t>
@@ -4274,6 +4364,7 @@
           <w:p>
             <w:pPr>
               <w:pStyle w:val="Compact"/>
+              <w:spacing w:before="0" w:after="0" w:line="240" w:lineRule="auto"/>
             </w:pPr>
             <w:r>
               <w:rPr>
@@ -4288,6 +4379,7 @@
           <w:p>
             <w:pPr>
               <w:pStyle w:val="Compact"/>
+              <w:spacing w:before="0" w:after="0" w:line="240" w:lineRule="auto"/>
             </w:pPr>
             <w:r>
               <w:t xml:space="preserve">1000</w:t>
@@ -4299,6 +4391,7 @@
           <w:p>
             <w:pPr>
               <w:pStyle w:val="Compact"/>
+              <w:spacing w:before="0" w:after="0" w:line="240" w:lineRule="auto"/>
             </w:pPr>
             <w:r>
               <w:t xml:space="preserve">Показати, як переглянути історію оновлень</w:t>
@@ -4312,6 +4405,7 @@
           <w:p>
             <w:pPr>
               <w:pStyle w:val="Compact"/>
+              <w:spacing w:before="0" w:after="0" w:line="240" w:lineRule="auto"/>
             </w:pPr>
             <w:r>
               <w:t xml:space="preserve">12</w:t>
@@ -4323,6 +4417,7 @@
           <w:p>
             <w:pPr>
               <w:pStyle w:val="Compact"/>
+              <w:spacing w:before="0" w:after="0" w:line="240" w:lineRule="auto"/>
             </w:pPr>
             <w:r>
               <w:t xml:space="preserve">Втрачені налаштування користувача</w:t>
@@ -4334,6 +4429,7 @@
           <w:p>
             <w:pPr>
               <w:pStyle w:val="Compact"/>
+              <w:spacing w:before="0" w:after="0" w:line="240" w:lineRule="auto"/>
             </w:pPr>
             <w:r>
               <w:rPr>
@@ -4348,6 +4444,7 @@
           <w:p>
             <w:pPr>
               <w:pStyle w:val="Compact"/>
+              <w:spacing w:before="0" w:after="0" w:line="240" w:lineRule="auto"/>
             </w:pPr>
             <w:r>
               <w:t xml:space="preserve">1530</w:t>
@@ -4359,6 +4456,7 @@
           <w:p>
             <w:pPr>
               <w:pStyle w:val="Compact"/>
+              <w:spacing w:before="0" w:after="0" w:line="240" w:lineRule="auto"/>
             </w:pPr>
             <w:r>
               <w:t xml:space="preserve">Описати, що саме зберігає «Історія файлів»</w:t>
@@ -4372,6 +4470,7 @@
           <w:p>
             <w:pPr>
               <w:pStyle w:val="Compact"/>
+              <w:spacing w:before="0" w:after="0" w:line="240" w:lineRule="auto"/>
             </w:pPr>
             <w:r>
               <w:t xml:space="preserve">13</w:t>
@@ -4383,6 +4482,7 @@
           <w:p>
             <w:pPr>
               <w:pStyle w:val="Compact"/>
+              <w:spacing w:before="0" w:after="0" w:line="240" w:lineRule="auto"/>
             </w:pPr>
             <w:r>
               <w:t xml:space="preserve">Синій екран під час завантаження</w:t>
@@ -4394,6 +4494,7 @@
           <w:p>
             <w:pPr>
               <w:pStyle w:val="Compact"/>
+              <w:spacing w:before="0" w:after="0" w:line="240" w:lineRule="auto"/>
             </w:pPr>
             <w:r>
               <w:rPr>
@@ -4408,6 +4509,7 @@
           <w:p>
             <w:pPr>
               <w:pStyle w:val="Compact"/>
+              <w:spacing w:before="0" w:after="0" w:line="240" w:lineRule="auto"/>
             </w:pPr>
             <w:r>
               <w:t xml:space="preserve">1001</w:t>
@@ -4419,6 +4521,7 @@
           <w:p>
             <w:pPr>
               <w:pStyle w:val="Compact"/>
+              <w:spacing w:before="0" w:after="0" w:line="240" w:lineRule="auto"/>
             </w:pPr>
             <w:r>
               <w:t xml:space="preserve">Знайти код BugCheck у журналі та пояснити його</w:t>
@@ -4432,6 +4535,7 @@
           <w:p>
             <w:pPr>
               <w:pStyle w:val="Compact"/>
+              <w:spacing w:before="0" w:after="0" w:line="240" w:lineRule="auto"/>
             </w:pPr>
             <w:r>
               <w:t xml:space="preserve">14</w:t>
@@ -4443,6 +4547,7 @@
           <w:p>
             <w:pPr>
               <w:pStyle w:val="Compact"/>
+              <w:spacing w:before="0" w:after="0" w:line="240" w:lineRule="auto"/>
             </w:pPr>
             <w:r>
               <w:t xml:space="preserve">Пошкоджений профіль користувача</w:t>
@@ -4454,6 +4559,7 @@
           <w:p>
             <w:pPr>
               <w:pStyle w:val="Compact"/>
+              <w:spacing w:before="0" w:after="0" w:line="240" w:lineRule="auto"/>
             </w:pPr>
             <w:r>
               <w:rPr>
@@ -4468,6 +4574,7 @@
           <w:p>
             <w:pPr>
               <w:pStyle w:val="Compact"/>
+              <w:spacing w:before="0" w:after="0" w:line="240" w:lineRule="auto"/>
             </w:pPr>
             <w:r>
               <w:t xml:space="preserve">1511</w:t>
@@ -4479,6 +4586,7 @@
           <w:p>
             <w:pPr>
               <w:pStyle w:val="Compact"/>
+              <w:spacing w:before="0" w:after="0" w:line="240" w:lineRule="auto"/>
             </w:pPr>
             <w:r>
               <w:t xml:space="preserve">Пояснити, чому створюється тимчасовий профіль</w:t>
@@ -4492,6 +4600,7 @@
           <w:p>
             <w:pPr>
               <w:pStyle w:val="Compact"/>
+              <w:spacing w:before="0" w:after="0" w:line="240" w:lineRule="auto"/>
             </w:pPr>
             <w:r>
               <w:t xml:space="preserve">15</w:t>
@@ -4503,6 +4612,7 @@
           <w:p>
             <w:pPr>
               <w:pStyle w:val="Compact"/>
+              <w:spacing w:before="0" w:after="0" w:line="240" w:lineRule="auto"/>
             </w:pPr>
             <w:r>
               <w:t xml:space="preserve">Диск позначено як «брудний»</w:t>
@@ -4514,6 +4624,7 @@
           <w:p>
             <w:pPr>
               <w:pStyle w:val="Compact"/>
+              <w:spacing w:before="0" w:after="0" w:line="240" w:lineRule="auto"/>
             </w:pPr>
             <w:r>
               <w:rPr>
@@ -4528,6 +4639,7 @@
           <w:p>
             <w:pPr>
               <w:pStyle w:val="Compact"/>
+              <w:spacing w:before="0" w:after="0" w:line="240" w:lineRule="auto"/>
             </w:pPr>
             <w:r>
               <w:t xml:space="preserve">55</w:t>
@@ -4539,6 +4651,7 @@
           <w:p>
             <w:pPr>
               <w:pStyle w:val="Compact"/>
+              <w:spacing w:before="0" w:after="0" w:line="240" w:lineRule="auto"/>
             </w:pPr>
             <w:r>
               <w:t xml:space="preserve">Показати стан прапорця командою</w:t>
@@ -4561,6 +4674,7 @@
           <w:p>
             <w:pPr>
               <w:pStyle w:val="Compact"/>
+              <w:spacing w:before="0" w:after="0" w:line="240" w:lineRule="auto"/>
             </w:pPr>
             <w:r>
               <w:t xml:space="preserve">16</w:t>
@@ -4572,6 +4686,7 @@
           <w:p>
             <w:pPr>
               <w:pStyle w:val="Compact"/>
+              <w:spacing w:before="0" w:after="0" w:line="240" w:lineRule="auto"/>
             </w:pPr>
             <w:r>
               <w:t xml:space="preserve">Служба не запускається після збою</w:t>
@@ -4583,6 +4698,7 @@
           <w:p>
             <w:pPr>
               <w:pStyle w:val="Compact"/>
+              <w:spacing w:before="0" w:after="0" w:line="240" w:lineRule="auto"/>
             </w:pPr>
             <w:r>
               <w:rPr>
@@ -4597,6 +4713,7 @@
           <w:p>
             <w:pPr>
               <w:pStyle w:val="Compact"/>
+              <w:spacing w:before="0" w:after="0" w:line="240" w:lineRule="auto"/>
             </w:pPr>
             <w:r>
               <w:t xml:space="preserve">7000</w:t>
@@ -4608,6 +4725,7 @@
           <w:p>
             <w:pPr>
               <w:pStyle w:val="Compact"/>
+              <w:spacing w:before="0" w:after="0" w:line="240" w:lineRule="auto"/>
             </w:pPr>
             <w:r>
               <w:t xml:space="preserve">Знайти службу в журналі та пояснити код помилки</w:t>
@@ -4621,6 +4739,7 @@
           <w:p>
             <w:pPr>
               <w:pStyle w:val="Compact"/>
+              <w:spacing w:before="0" w:after="0" w:line="240" w:lineRule="auto"/>
             </w:pPr>
             <w:r>
               <w:t xml:space="preserve">17</w:t>
@@ -4632,6 +4751,7 @@
           <w:p>
             <w:pPr>
               <w:pStyle w:val="Compact"/>
+              <w:spacing w:before="0" w:after="0" w:line="240" w:lineRule="auto"/>
             </w:pPr>
             <w:r>
               <w:t xml:space="preserve">Зникла точка відновлення</w:t>
@@ -4643,6 +4763,7 @@
           <w:p>
             <w:pPr>
               <w:pStyle w:val="Compact"/>
+              <w:spacing w:before="0" w:after="0" w:line="240" w:lineRule="auto"/>
             </w:pPr>
             <w:r>
               <w:rPr>
@@ -4657,6 +4778,7 @@
           <w:p>
             <w:pPr>
               <w:pStyle w:val="Compact"/>
+              <w:spacing w:before="0" w:after="0" w:line="240" w:lineRule="auto"/>
             </w:pPr>
             <w:r>
               <w:t xml:space="preserve">8194</w:t>
@@ -4668,6 +4790,7 @@
           <w:p>
             <w:pPr>
               <w:pStyle w:val="Compact"/>
+              <w:spacing w:before="0" w:after="0" w:line="240" w:lineRule="auto"/>
             </w:pPr>
             <w:r>
               <w:t xml:space="preserve">Пояснити, чому старі точки видаляються автоматично</w:t>
@@ -4681,6 +4804,7 @@
           <w:p>
             <w:pPr>
               <w:pStyle w:val="Compact"/>
+              <w:spacing w:before="0" w:after="0" w:line="240" w:lineRule="auto"/>
             </w:pPr>
             <w:r>
               <w:t xml:space="preserve">18</w:t>
@@ -4692,6 +4816,7 @@
           <w:p>
             <w:pPr>
               <w:pStyle w:val="Compact"/>
+              <w:spacing w:before="0" w:after="0" w:line="240" w:lineRule="auto"/>
             </w:pPr>
             <w:r>
               <w:t xml:space="preserve">Помилки під час копіювання великого файлу</w:t>
@@ -4703,6 +4828,7 @@
           <w:p>
             <w:pPr>
               <w:pStyle w:val="Compact"/>
+              <w:spacing w:before="0" w:after="0" w:line="240" w:lineRule="auto"/>
             </w:pPr>
             <w:r>
               <w:rPr>
@@ -4717,6 +4843,7 @@
           <w:p>
             <w:pPr>
               <w:pStyle w:val="Compact"/>
+              <w:spacing w:before="0" w:after="0" w:line="240" w:lineRule="auto"/>
             </w:pPr>
             <w:r>
               <w:t xml:space="preserve">51</w:t>
@@ -4728,6 +4855,7 @@
           <w:p>
             <w:pPr>
               <w:pStyle w:val="Compact"/>
+              <w:spacing w:before="0" w:after="0" w:line="240" w:lineRule="auto"/>
             </w:pPr>
             <w:r>
               <w:t xml:space="preserve">Пояснити, що показує поле «bad sectors» у звіті chkdsk</w:t>
@@ -4741,6 +4869,7 @@
           <w:p>
             <w:pPr>
               <w:pStyle w:val="Compact"/>
+              <w:spacing w:before="0" w:after="0" w:line="240" w:lineRule="auto"/>
             </w:pPr>
             <w:r>
               <w:t xml:space="preserve">19</w:t>
@@ -4752,6 +4881,7 @@
           <w:p>
             <w:pPr>
               <w:pStyle w:val="Compact"/>
+              <w:spacing w:before="0" w:after="0" w:line="240" w:lineRule="auto"/>
             </w:pPr>
             <w:r>
               <w:t xml:space="preserve">Систему заражено небажаною програмою</w:t>
@@ -4763,6 +4893,7 @@
           <w:p>
             <w:pPr>
               <w:pStyle w:val="Compact"/>
+              <w:spacing w:before="0" w:after="0" w:line="240" w:lineRule="auto"/>
             </w:pPr>
             <w:r>
               <w:rPr>
@@ -4777,6 +4908,7 @@
           <w:p>
             <w:pPr>
               <w:pStyle w:val="Compact"/>
+              <w:spacing w:before="0" w:after="0" w:line="240" w:lineRule="auto"/>
             </w:pPr>
             <w:r>
               <w:t xml:space="preserve">1116</w:t>
@@ -4788,6 +4920,7 @@
           <w:p>
             <w:pPr>
               <w:pStyle w:val="Compact"/>
+              <w:spacing w:before="0" w:after="0" w:line="240" w:lineRule="auto"/>
             </w:pPr>
             <w:r>
               <w:t xml:space="preserve">Показати перевірку через вбудований захисник з командного рядка</w:t>
@@ -4801,6 +4934,7 @@
           <w:p>
             <w:pPr>
               <w:pStyle w:val="Compact"/>
+              <w:spacing w:before="0" w:after="0" w:line="240" w:lineRule="auto"/>
             </w:pPr>
             <w:r>
               <w:t xml:space="preserve">20</w:t>
@@ -4812,6 +4946,7 @@
           <w:p>
             <w:pPr>
               <w:pStyle w:val="Compact"/>
+              <w:spacing w:before="0" w:after="0" w:line="240" w:lineRule="auto"/>
             </w:pPr>
             <w:r>
               <w:t xml:space="preserve">Потрібно перенести систему на інший диск</w:t>
@@ -4823,6 +4958,7 @@
           <w:p>
             <w:pPr>
               <w:pStyle w:val="Compact"/>
+              <w:spacing w:before="0" w:after="0" w:line="240" w:lineRule="auto"/>
             </w:pPr>
             <w:r>
               <w:rPr>
@@ -4837,6 +4973,7 @@
           <w:p>
             <w:pPr>
               <w:pStyle w:val="Compact"/>
+              <w:spacing w:before="0" w:after="0" w:line="240" w:lineRule="auto"/>
             </w:pPr>
             <w:r>
               <w:t xml:space="preserve">1001</w:t>
@@ -4848,6 +4985,7 @@
           <w:p>
             <w:pPr>
               <w:pStyle w:val="Compact"/>
+              <w:spacing w:before="0" w:after="0" w:line="240" w:lineRule="auto"/>
             </w:pPr>
             <w:r>
               <w:t xml:space="preserve">Порівняти образ системи та клонування диска</w:t>
@@ -5376,7 +5514,7 @@
     <w:multiLevelType w:val="multilevel"/>
     <w:lvl w:ilvl="0">
       <w:numFmt w:val="bullet"/>
-      <w:lvlText w:val="–"/>
+      <w:lvlText w:val=" "/>
       <w:lvlJc w:val="left"/>
       <w:pPr>
         <w:ind w:left="1134" w:hanging="425"/>
@@ -5384,7 +5522,7 @@
     </w:lvl>
     <w:lvl w:ilvl="1">
       <w:numFmt w:val="bullet"/>
-      <w:lvlText w:val="–"/>
+      <w:lvlText w:val=" "/>
       <w:lvlJc w:val="left"/>
       <w:pPr>
         <w:ind w:left="1701" w:hanging="425"/>
@@ -5392,7 +5530,7 @@
     </w:lvl>
     <w:lvl w:ilvl="2">
       <w:numFmt w:val="bullet"/>
-      <w:lvlText w:val="–"/>
+      <w:lvlText w:val=" "/>
       <w:lvlJc w:val="left"/>
       <w:pPr>
         <w:ind w:left="2268" w:hanging="425"/>
@@ -5400,7 +5538,7 @@
     </w:lvl>
     <w:lvl w:ilvl="3">
       <w:numFmt w:val="bullet"/>
-      <w:lvlText w:val="–"/>
+      <w:lvlText w:val=" "/>
       <w:lvlJc w:val="left"/>
       <w:pPr>
         <w:ind w:left="2835" w:hanging="425"/>
@@ -5408,7 +5546,7 @@
     </w:lvl>
     <w:lvl w:ilvl="4">
       <w:numFmt w:val="bullet"/>
-      <w:lvlText w:val="–"/>
+      <w:lvlText w:val=" "/>
       <w:lvlJc w:val="left"/>
       <w:pPr>
         <w:ind w:left="3402" w:hanging="425"/>
@@ -5416,7 +5554,7 @@
     </w:lvl>
     <w:lvl w:ilvl="5">
       <w:numFmt w:val="bullet"/>
-      <w:lvlText w:val="–"/>
+      <w:lvlText w:val=" "/>
       <w:lvlJc w:val="left"/>
       <w:pPr>
         <w:ind w:left="3969" w:hanging="425"/>
@@ -5424,7 +5562,7 @@
     </w:lvl>
     <w:lvl w:ilvl="6">
       <w:numFmt w:val="bullet"/>
-      <w:lvlText w:val="–"/>
+      <w:lvlText w:val=" "/>
       <w:lvlJc w:val="left"/>
       <w:pPr>
         <w:ind w:left="4536" w:hanging="425"/>
@@ -5432,7 +5570,7 @@
     </w:lvl>
     <w:lvl w:ilvl="7">
       <w:numFmt w:val="bullet"/>
-      <w:lvlText w:val="–"/>
+      <w:lvlText w:val=" "/>
       <w:lvlJc w:val="left"/>
       <w:pPr>
         <w:ind w:left="5103" w:hanging="425"/>
@@ -5440,7 +5578,7 @@
     </w:lvl>
     <w:lvl w:ilvl="8">
       <w:numFmt w:val="bullet"/>
-      <w:lvlText w:val="–"/>
+      <w:lvlText w:val=" "/>
       <w:lvlJc w:val="left"/>
       <w:pPr>
         <w:ind w:left="5670" w:hanging="425"/>
@@ -6473,6 +6611,31 @@
       </w:tblCellMar>
     </w:tblPr>
   </w:style>
+  <w:style w:customStyle="1" w:styleId="Conclusion" w:type="paragraph">
+    <w:name w:val="Conclusion"/>
+    <w:basedOn w:val="BodyText"/>
+    <w:next w:val="BodyText"/>
+    <w:qFormat/>
+    <w:pPr>
+      <w:keepNext/>
+      <w:spacing w:after="0" w:before="240" w:line="312" w:lineRule="auto"/>
+    </w:pPr>
+  </w:style>
+  <w:style w:styleId="Header" w:type="paragraph">
+    <w:name w:val="header"/>
+    <w:basedOn w:val="Normal"/>
+    <w:qFormat/>
+    <w:pPr>
+      <w:spacing w:after="0" w:before="0" w:line="240" w:lineRule="auto"/>
+      <w:ind w:firstLine="0"/>
+      <w:jc w:val="right"/>
+    </w:pPr>
+    <w:rPr>
+      <w:rFonts w:ascii="Times New Roman" w:cs="Times New Roman" w:eastAsia="Times New Roman" w:hAnsi="Times New Roman"/>
+      <w:sz w:val="28"/>
+      <w:szCs w:val="28"/>
+    </w:rPr>
+  </w:style>
   <w:style w:type="paragraph" w:customStyle="1" w:styleId="TableCaption">
     <w:name w:val="TableCaption"/>
     <w:basedOn w:val="BodyText"/>
